--- a/daily-reports/2026-10-17/report.docx
+++ b/daily-reports/2026-10-17/report.docx
@@ -28,28 +28,28 @@
         <w:pStyle w:val="Heading2"/>
       </w:pPr>
       <w:r>
-        <w:t>1. jhaizhou-ops/d2r-mobile  ⭐ 3,565</w:t>
+        <w:t>1. jhaizhou-ops/d2r-mobile  ⭐ 3,567</w:t>
       </w:r>
     </w:p>
     <w:p>
       <w:r>
-        <w:t>语言：C ｜ Stars：3,565 ｜ Forks：1,030</w:t>
+        <w:t>语言：C ｜ Stars：3,567 ｜ Forks：1,031</w:t>
         <w:br/>
       </w:r>
       <w:r>
-        <w:t>这是什么：这是一个开源的兼容层，能让《暗黑破坏神 II：狱火重生》在 iPhone、iPad 和 Mac 上原生运行。它支持完整的触摸控制、60 帧流畅画面，并包含新的终局模式，但需要你自备游戏文件。</w:t>
+        <w:t>这是什么：这是一个开源的兼容层（可以理解为“让别的平台的游戏在你的设备上跑起来的翻译器”），能让《暗黑破坏神 II：狱火重生》在 iPhone、iPad 和 Mac 上原生运行，还支持术士君临资料片。它需要你自己提供游戏文件，并带有完整的触屏操作和 60 帧流畅画面。</w:t>
         <w:br/>
       </w:r>
       <w:r>
-        <w:t>能用来做什么：你可以用它把 Switch 版的《暗黑破坏神 II：狱火重生》搬到苹果设备上玩，享受随时随地刷装备的乐趣。</w:t>
+        <w:t>能用来做什么：适合想在手机或平板上随时刷暗黑二、体验新终局模式的玩家，把 Switch 版游戏文件放进去就能玩。</w:t>
         <w:br/>
       </w:r>
       <w:r>
-        <w:t>适用领域：游戏移植、移动游戏、苹果设备兼容</w:t>
+        <w:t>适用领域：游戏移植、移动端游戏、iOS/macOS 应用</w:t>
         <w:br/>
       </w:r>
       <w:r>
-        <w:t>对新手有什么帮助：适合对游戏移植感兴趣的新手了解如何让 PC 游戏在移动端运行，也能直接帮你实现在手机上玩暗黑二的需求。</w:t>
+        <w:t>对新手有什么帮助：适合对游戏移植和 C 语言感兴趣的新手，看看别人是怎么把大型游戏“搬”到苹果设备上的。</w:t>
         <w:br/>
       </w:r>
       <w:r>
@@ -61,28 +61,28 @@
         <w:pStyle w:val="Heading2"/>
       </w:pPr>
       <w:r>
-        <w:t>2. onehumanbeing/esp32-iphone-agent  ⭐ 2,899</w:t>
+        <w:t>2. onehumanbeing/esp32-iphone-agent  ⭐ 2,902</w:t>
       </w:r>
     </w:p>
     <w:p>
       <w:r>
-        <w:t>语言：C ｜ Stars：2,899 ｜ Forks：372</w:t>
+        <w:t>语言：C ｜ Stars：2,902 ｜ Forks：372</w:t>
         <w:br/>
       </w:r>
       <w:r>
-        <w:t>这是什么：这个项目让 AI 模型通过一个 7 美元的 ESP32 开发板来操控真实的 iPhone。它用 AirPlay 作为“眼睛”，USB HID 作为“手”，并支持任何兼容 OpenAI 的视觉模型，无需 Mac、开发者账号或越狱。</w:t>
+        <w:t>这是什么：这个项目用一块约 7 美元的 ESP32 小开发板（一种便宜的可编程芯片），让 AI 模型能真正操作一台 iPhone：通过 AirPlay 看屏幕，通过 USB 模拟手指点击。不需要 Mac 电脑、开发者账号或越狱。</w:t>
         <w:br/>
       </w:r>
       <w:r>
-        <w:t>能用来做什么：你可以用它让 AI 自动操作 iPhone，比如自动点击、滑动，完成重复任务或测试应用。</w:t>
+        <w:t>能用来做什么：可以用来做手机自动化测试、让 AI 帮你操作手机 App，或者研究 AI 与真实设备交互的实验。</w:t>
         <w:br/>
       </w:r>
       <w:r>
-        <w:t>适用领域：AI 自动化、物联网、手机测试</w:t>
+        <w:t>适用领域：AI 智能体、手机自动化、嵌入式开发、硬件实验</w:t>
         <w:br/>
       </w:r>
       <w:r>
-        <w:t>对新手有什么帮助：适合想学习 AI 与硬件结合的新手，能帮你低成本实现手机自动化操作。</w:t>
+        <w:t>对新手有什么帮助：适合想低成本入门“AI 操控真实设备”的新手，能直观看到 AI 怎么通过硬件去点手机屏幕。</w:t>
         <w:br/>
       </w:r>
       <w:r>
@@ -94,28 +94,28 @@
         <w:pStyle w:val="Heading2"/>
       </w:pPr>
       <w:r>
-        <w:t>3. Arekejoker/qwen21-nsfw-pose-skill  ⭐ 2,551</w:t>
+        <w:t>3. Arekejoker/qwen21-nsfw-pose-skill  ⭐ 2,557</w:t>
       </w:r>
     </w:p>
     <w:p>
       <w:r>
-        <w:t>语言：Python ｜ Stars：2,551 ｜ Forks：497</w:t>
+        <w:t>语言：Python ｜ Stars：2,557 ｜ Forks：497</w:t>
         <w:br/>
       </w:r>
       <w:r>
-        <w:t>这是什么：这是一个基于 Qwen-Image 2.1 的 AI 出图技能包，包含作者级的提示词配方、NSFW LoRA 和 136 种姿势的人偶控制，适用于 Claude Code、Codex、Cursor 等 AI 编程工具。</w:t>
+        <w:t>这是什么：这是一个给 Qwen-Image 2.1 图像模型用的“出图技能包”，里面包含作者调好的提示词配方、NSFW 风格的 LoRA（一种让模型学会特定画风的小插件）和 136 种姿势的人偶控制。可以在 Claude Code、Codex、Cursor 等 AI 编程工具里使用。</w:t>
         <w:br/>
       </w:r>
       <w:r>
-        <w:t>能用来做什么：你可以用它来生成特定姿势或风格的图像，尤其适合需要精细控制人物姿势的创作场景。</w:t>
+        <w:t>能用来做什么：适合想用 AI 生成特定姿势和风格人物图的人，在支持的 AI 工具里调用这套配方就能出图。</w:t>
         <w:br/>
       </w:r>
       <w:r>
-        <w:t>适用领域：AI 绘画、图像生成、内容创作</w:t>
+        <w:t>适用领域：AI 绘画、图像生成、提示词工程</w:t>
         <w:br/>
       </w:r>
       <w:r>
-        <w:t>对新手有什么帮助：适合对 AI 绘画感兴趣的新手学习如何编写提示词和控制姿势，能直接帮你生成想要的图像。</w:t>
+        <w:t>对新手有什么帮助：适合对 AI 绘画感兴趣的新手，能直接参考作者写好的提示词和配置，少走弯路。</w:t>
         <w:br/>
       </w:r>
       <w:r>
@@ -127,28 +127,28 @@
         <w:pStyle w:val="Heading2"/>
       </w:pPr>
       <w:r>
-        <w:t>4. liseami/CCBaga  ⭐ 2,424</w:t>
+        <w:t>4. liseami/CCBaga  ⭐ 2,426</w:t>
       </w:r>
     </w:p>
     <w:p>
       <w:r>
-        <w:t>语言：Rust ｜ Stars：2,424 ｜ Forks：243</w:t>
+        <w:t>语言：Rust ｜ Stars：2,426 ｜ Forks：244</w:t>
         <w:br/>
       </w:r>
       <w:r>
-        <w:t>这是什么：该项目信息不足，无法提供准确介绍。</w:t>
+        <w:t>这是什么：这是一个用 Rust 语言写的开源项目，但作者没有提供任何文字说明，所以从现有信息无法判断它具体是做什么的。</w:t>
         <w:br/>
       </w:r>
       <w:r>
-        <w:t>能用来做什么：暂无足够信息描述其用途。</w:t>
+        <w:t>能用来做什么：由于缺少项目介绍，暂时无法确定典型使用场景，建议直接查看项目仓库里的代码和文档。</w:t>
         <w:br/>
       </w:r>
       <w:r>
-        <w:t>适用领域：未知</w:t>
+        <w:t>适用领域：暂不明确（Rust 开发相关）</w:t>
         <w:br/>
       </w:r>
       <w:r>
-        <w:t>对新手有什么帮助：暂无足够信息评估其学习价值。</w:t>
+        <w:t>对新手有什么帮助：对新手来说信息不足，暂时不适合作为入门学习项目，建议先观望或去仓库里看说明。</w:t>
         <w:br/>
       </w:r>
       <w:r>
@@ -160,28 +160,28 @@
         <w:pStyle w:val="Heading2"/>
       </w:pPr>
       <w:r>
-        <w:t>5. HeyPuter/everything  ⭐ 1,790</w:t>
+        <w:t>5. HeyPuter/everything  ⭐ 1,792</w:t>
       </w:r>
     </w:p>
     <w:p>
       <w:r>
-        <w:t>语言：JavaScript ｜ Stars：1,790 ｜ Forks：267</w:t>
+        <w:t>语言：JavaScript ｜ Stars：1,792 ｜ Forks：268</w:t>
         <w:br/>
       </w:r>
       <w:r>
-        <w:t>这是什么：这是一个雄心勃勃的开源项目，旨在从零开始重建并开源世界上的所有软件。</w:t>
+        <w:t>这是什么：这是一个雄心勃勃的开源计划：从零开始重新实现并开源世界上各种常见软件。用 JavaScript 编写，目标是让大家能自由使用和学习这些软件的源码。</w:t>
         <w:br/>
       </w:r>
       <w:r>
-        <w:t>能用来做什么：你可以用它来探索各种软件的开源实现，或者参与贡献，共同构建软件生态。</w:t>
+        <w:t>能用来做什么：可以用来学习各种软件是怎么做出来的，也可以参与贡献代码，或基于这些开源实现做自己的版本。</w:t>
         <w:br/>
       </w:r>
       <w:r>
-        <w:t>适用领域：软件开发、开源社区、教育学习</w:t>
+        <w:t>适用领域：开源软件、网页开发、JavaScript 学习</w:t>
         <w:br/>
       </w:r>
       <w:r>
-        <w:t>对新手有什么帮助：适合新手通过阅读和参与开源代码来学习软件开发，也能让你免费使用各种软件。</w:t>
+        <w:t>对新手有什么帮助：适合想了解“常用软件内部长什么样”的新手，通过阅读和参与项目来学习真实软件的开发思路。</w:t>
         <w:br/>
       </w:r>
       <w:r>
@@ -212,7 +212,7 @@
         <w:t>90% of US working hours are spent on tasks not covered well by AI benchmarks</w:t>
       </w:r>
       <w:r>
-        <w:t>（👍 451）</w:t>
+        <w:t>（👍 456）</w:t>
       </w:r>
       <w:r>
         <w:br/>
@@ -220,7 +220,7 @@
       </w:r>
       <w:r>
         <w:br/>
-        <w:t>摘要：有研究指出，美国职场约90%的工作时间花在AI基准测试覆盖不足的任务上，说明现有评测与实际工作需求存在明显脱节，值得关注AI能力评估体系的局限。</w:t>
+        <w:t>摘要：一项分析指出，美国职场约90%的工作时间花在现有AI基准测试未能充分覆盖的任务上，说明当前AI评测与实际工作需求存在明显脱节，值得关注其对AI能力评估与落地应用之间差距的启示。</w:t>
       </w:r>
     </w:p>
     <w:p>
@@ -231,7 +231,7 @@
         <w:t>Llama.cpp on a jailbroken PS5: run any GGUF model natively on the console</w:t>
       </w:r>
       <w:r>
-        <w:t>（👍 239）</w:t>
+        <w:t>（👍 244）</w:t>
       </w:r>
       <w:r>
         <w:br/>
@@ -239,7 +239,7 @@
       </w:r>
       <w:r>
         <w:br/>
-        <w:t>摘要：开发者成功在越狱的PS5上运行llama.cpp，可原生加载任意GGUF模型，展示了消费级游戏主机作为本地大模型推理平台的潜力。</w:t>
+        <w:t>摘要：有人成功在越狱的PS5上运行Llama.cpp，可原生加载任意GGUF格式模型，展示了消费级游戏主机作为本地大模型推理平台的潜力，也引发对主机安全与开源AI硬件边界的讨论。</w:t>
       </w:r>
     </w:p>
     <w:p>
@@ -263,7 +263,7 @@
       </w:r>
       <w:r>
         <w:br/>
-        <w:t>摘要：清华特奖得主、GeoPT一作加入AI创业，切入物理世界模型方向，反映顶尖学术人才向具身智能与物理AI创业持续流动的趋势。</w:t>
+        <w:t>摘要：清华特奖得主、GeoPT论文一作投身AI创业，切入物理世界模型方向，反映顶尖学术人才加速流向具身智能与物理世界建模赛道，值得关注该领域创业竞争格局的变化。</w:t>
       </w:r>
     </w:p>
     <w:p>
@@ -287,7 +287,7 @@
       </w:r>
       <w:r>
         <w:br/>
-        <w:t>摘要：2026 AI Cloud 100 China榜单发布，一目科技作为Physical AI赛道代表入选，体现资本与行业对物理AI/具身智能方向的关注升温。</w:t>
+        <w:t>摘要：2026 AI Cloud 100 China榜单发布，一目科技作为Physical AI赛道代表入选，显示物理AI/具身智能正成为国内AI云与算力生态关注的新兴方向。</w:t>
       </w:r>
     </w:p>
     <w:sectPr>
